--- a/surgical-instrument-trays/notes_by_part/03_Genitourinary_Trays.docx
+++ b/surgical-instrument-trays/notes_by_part/03_Genitourinary_Trays.docx
@@ -153,15 +153,15 @@
       </w:r>
     </w:p>
     <w:p>
-      <w:bookmarkStart w:id="1032" w:name="toc"/>
+      <w:bookmarkStart w:id="1035" w:name="toc"/>
       <w:pPr>
         <w:pStyle w:val="TOCHead"/>
-        <w:spacing w:before="120" w:after="40"/>
+        <w:spacing w:before="80" w:after="40"/>
       </w:pPr>
       <w:r>
         <w:t>Table of Contents</w:t>
       </w:r>
-      <w:bookmarkEnd w:id="1032"/>
+      <w:bookmarkEnd w:id="1035"/>
     </w:p>
     <w:p>
       <w:pPr>
@@ -175,37 +175,1069 @@
     <w:p>
       <w:pPr>
         <w:jc w:val="center"/>
-        <w:spacing w:before="0" w:after="200"/>
+        <w:spacing w:before="0" w:after="180"/>
       </w:pPr>
       <w:r>
         <w:rPr>
           <w:rFonts w:ascii="Calibri" w:hAnsi="Calibri"/>
           <w:i/>
-          <w:color w:val="555555"/>
-          <w:sz w:val="16"/>
+          <w:color w:val="444444"/>
+          <w:sz w:val="17"/>
         </w:rPr>
-        <w:t>To fill in the page numbers: click anywhere in the list below, press Ctrl+A then F9, and choose “Update entire table”.</w:t>
+        <w:t>Page numbers are live fields. To fill them in: press Ctrl+A then F9 (Windows) or Cmd+A then Fn+F9 (Mac). Word will also offer to update them when the file opens.</w:t>
+      </w:r>
+    </w:p>
+    <w:tbl>
+      <w:tblPr>
+        <w:tblW w:type="auto" w:w="0"/>
+        <w:jc w:val="center"/>
+        <w:tblLayout w:type="fixed"/>
+        <w:tblLook w:firstColumn="1" w:firstRow="1" w:lastColumn="0" w:lastRow="0" w:noHBand="0" w:noVBand="1" w:val="04A0"/>
+        <w:tblLayout w:type="fixed"/>
+        <w:tblBorders>
+          <w:top w:val="single" w:sz="12" w:space="0" w:color="000000"/>
+          <w:left w:val="single" w:sz="6" w:space="0" w:color="000000"/>
+          <w:bottom w:val="single" w:sz="12" w:space="0" w:color="000000"/>
+          <w:right w:val="single" w:sz="6" w:space="0" w:color="000000"/>
+          <w:insideH w:val="single" w:sz="4" w:space="0" w:color="BBBBBB"/>
+          <w:insideV w:val="single" w:sz="6" w:space="0" w:color="000000"/>
+        </w:tblBorders>
+      </w:tblPr>
+      <w:tblGrid>
+        <w:gridCol w:w="5400"/>
+        <w:gridCol w:w="5400"/>
+      </w:tblGrid>
+      <w:tr>
+        <w:trPr>
+          <w:tblHeader/>
+          <w:cantSplit/>
+        </w:trPr>
+        <w:tc>
+          <w:tcPr>
+            <w:tcW w:type="dxa" w:w="9666"/>
+            <w:shd w:val="clear" w:color="auto" w:fill="D9D9D9"/>
+            <w:tcMar>
+              <w:top w:w="60" w:type="dxa"/>
+              <w:start w:w="90" w:type="dxa"/>
+              <w:bottom w:w="60" w:type="dxa"/>
+              <w:end w:w="90" w:type="dxa"/>
+            </w:tcMar>
+            <w:tcBorders>
+              <w:bottom w:val="single" w:sz="12" w:space="0" w:color="000000"/>
+            </w:tcBorders>
+          </w:tcPr>
+          <w:p>
+            <w:pPr>
+              <w:pStyle w:val="TabHead"/>
+              <w:jc w:val="left"/>
+            </w:pPr>
+            <w:r>
+              <w:t>Tray / Chapter</w:t>
+            </w:r>
+          </w:p>
+        </w:tc>
+        <w:tc>
+          <w:tcPr>
+            <w:tcW w:type="dxa" w:w="1134"/>
+            <w:shd w:val="clear" w:color="auto" w:fill="D9D9D9"/>
+            <w:tcMar>
+              <w:top w:w="60" w:type="dxa"/>
+              <w:start w:w="90" w:type="dxa"/>
+              <w:bottom w:w="60" w:type="dxa"/>
+              <w:end w:w="90" w:type="dxa"/>
+            </w:tcMar>
+            <w:tcBorders>
+              <w:bottom w:val="single" w:sz="12" w:space="0" w:color="000000"/>
+            </w:tcBorders>
+          </w:tcPr>
+          <w:p>
+            <w:pPr>
+              <w:pStyle w:val="TabHead"/>
+              <w:jc w:val="center"/>
+            </w:pPr>
+            <w:r>
+              <w:t>Page</w:t>
+            </w:r>
+          </w:p>
+        </w:tc>
+      </w:tr>
+      <w:tr>
+        <w:trPr>
+          <w:cantSplit/>
+        </w:trPr>
+        <w:tc>
+          <w:tcPr>
+            <w:tcW w:type="dxa" w:w="9666"/>
+            <w:vAlign w:val="top"/>
+            <w:tcMar>
+              <w:top w:w="42" w:type="dxa"/>
+              <w:start w:w="90" w:type="dxa"/>
+              <w:bottom w:w="42" w:type="dxa"/>
+              <w:end w:w="90" w:type="dxa"/>
+            </w:tcMar>
+            <w:shd w:val="clear" w:color="auto" w:fill="E4E4E4"/>
+          </w:tcPr>
+          <w:p>
+            <w:pPr>
+              <w:pStyle w:val="TabCell"/>
+            </w:pPr>
+            <w:r>
+              <w:rPr>
+                <w:rFonts w:ascii="Calibri" w:hAnsi="Calibri"/>
+                <w:b/>
+                <w:sz w:val="18"/>
+                <w:spacing w:val="12"/>
+              </w:rPr>
+              <w:t>GENITOURINARY TRAYS</w:t>
+            </w:r>
+          </w:p>
+        </w:tc>
+        <w:tc>
+          <w:tcPr>
+            <w:tcW w:type="dxa" w:w="1134"/>
+            <w:vAlign w:val="top"/>
+            <w:tcMar>
+              <w:top w:w="42" w:type="dxa"/>
+              <w:start w:w="90" w:type="dxa"/>
+              <w:bottom w:w="42" w:type="dxa"/>
+              <w:end w:w="90" w:type="dxa"/>
+            </w:tcMar>
+            <w:shd w:val="clear" w:color="auto" w:fill="E4E4E4"/>
+          </w:tcPr>
+          <w:p>
+            <w:pPr>
+              <w:pStyle w:val="TabCell"/>
+              <w:jc w:val="center"/>
+            </w:pPr>
+            <w:r>
+              <w:fldChar w:fldCharType="begin"/>
+            </w:r>
+            <w:r>
+              <w:instrText xml:space="preserve"> PAGEREF part_III \h </w:instrText>
+            </w:r>
+            <w:r>
+              <w:fldChar w:fldCharType="separate"/>
+            </w:r>
+            <w:r>
+              <w:rPr>
+                <w:rFonts w:ascii="Calibri" w:hAnsi="Calibri"/>
+                <w:b/>
+                <w:sz w:val="19"/>
+              </w:rPr>
+              <w:t>—</w:t>
+            </w:r>
+            <w:r>
+              <w:fldChar w:fldCharType="end"/>
+            </w:r>
+          </w:p>
+        </w:tc>
+      </w:tr>
+      <w:tr>
+        <w:trPr>
+          <w:cantSplit/>
+        </w:trPr>
+        <w:tc>
+          <w:tcPr>
+            <w:tcW w:type="dxa" w:w="9666"/>
+            <w:vAlign w:val="top"/>
+            <w:tcMar>
+              <w:top w:w="42" w:type="dxa"/>
+              <w:start w:w="90" w:type="dxa"/>
+              <w:bottom w:w="42" w:type="dxa"/>
+              <w:end w:w="90" w:type="dxa"/>
+            </w:tcMar>
+          </w:tcPr>
+          <w:p>
+            <w:pPr>
+              <w:pStyle w:val="TabCell"/>
+              <w:ind w:start="238"/>
+            </w:pPr>
+            <w:r>
+              <w:rPr>
+                <w:sz w:val="19"/>
+              </w:rPr>
+              <w:t>3.1   Vasectomy Tray</w:t>
+            </w:r>
+          </w:p>
+        </w:tc>
+        <w:tc>
+          <w:tcPr>
+            <w:tcW w:type="dxa" w:w="1134"/>
+            <w:vAlign w:val="top"/>
+            <w:tcMar>
+              <w:top w:w="42" w:type="dxa"/>
+              <w:start w:w="90" w:type="dxa"/>
+              <w:bottom w:w="42" w:type="dxa"/>
+              <w:end w:w="90" w:type="dxa"/>
+            </w:tcMar>
+          </w:tcPr>
+          <w:p>
+            <w:pPr>
+              <w:pStyle w:val="TabCell"/>
+              <w:jc w:val="center"/>
+            </w:pPr>
+            <w:r>
+              <w:fldChar w:fldCharType="begin"/>
+            </w:r>
+            <w:r>
+              <w:instrText xml:space="preserve"> PAGEREF tray_3_1 \h </w:instrText>
+            </w:r>
+            <w:r>
+              <w:fldChar w:fldCharType="separate"/>
+            </w:r>
+            <w:r>
+              <w:rPr>
+                <w:rFonts w:ascii="Calibri" w:hAnsi="Calibri"/>
+                <w:sz w:val="19"/>
+              </w:rPr>
+              <w:t>—</w:t>
+            </w:r>
+            <w:r>
+              <w:fldChar w:fldCharType="end"/>
+            </w:r>
+          </w:p>
+        </w:tc>
+      </w:tr>
+      <w:tr>
+        <w:trPr>
+          <w:cantSplit/>
+        </w:trPr>
+        <w:tc>
+          <w:tcPr>
+            <w:tcW w:type="dxa" w:w="9666"/>
+            <w:vAlign w:val="top"/>
+            <w:tcMar>
+              <w:top w:w="42" w:type="dxa"/>
+              <w:start w:w="90" w:type="dxa"/>
+              <w:bottom w:w="42" w:type="dxa"/>
+              <w:end w:w="90" w:type="dxa"/>
+            </w:tcMar>
+          </w:tcPr>
+          <w:p>
+            <w:pPr>
+              <w:pStyle w:val="TabCell"/>
+              <w:ind w:start="238"/>
+            </w:pPr>
+            <w:r>
+              <w:rPr>
+                <w:sz w:val="19"/>
+              </w:rPr>
+              <w:t>3.2   Open Prostatectomy Tray</w:t>
+            </w:r>
+          </w:p>
+        </w:tc>
+        <w:tc>
+          <w:tcPr>
+            <w:tcW w:type="dxa" w:w="1134"/>
+            <w:vAlign w:val="top"/>
+            <w:tcMar>
+              <w:top w:w="42" w:type="dxa"/>
+              <w:start w:w="90" w:type="dxa"/>
+              <w:bottom w:w="42" w:type="dxa"/>
+              <w:end w:w="90" w:type="dxa"/>
+            </w:tcMar>
+          </w:tcPr>
+          <w:p>
+            <w:pPr>
+              <w:pStyle w:val="TabCell"/>
+              <w:jc w:val="center"/>
+            </w:pPr>
+            <w:r>
+              <w:fldChar w:fldCharType="begin"/>
+            </w:r>
+            <w:r>
+              <w:instrText xml:space="preserve"> PAGEREF tray_3_2 \h </w:instrText>
+            </w:r>
+            <w:r>
+              <w:fldChar w:fldCharType="separate"/>
+            </w:r>
+            <w:r>
+              <w:rPr>
+                <w:rFonts w:ascii="Calibri" w:hAnsi="Calibri"/>
+                <w:sz w:val="19"/>
+              </w:rPr>
+              <w:t>—</w:t>
+            </w:r>
+            <w:r>
+              <w:fldChar w:fldCharType="end"/>
+            </w:r>
+          </w:p>
+        </w:tc>
+      </w:tr>
+      <w:tr>
+        <w:trPr>
+          <w:cantSplit/>
+        </w:trPr>
+        <w:tc>
+          <w:tcPr>
+            <w:tcW w:type="dxa" w:w="9666"/>
+            <w:vAlign w:val="top"/>
+            <w:tcMar>
+              <w:top w:w="42" w:type="dxa"/>
+              <w:start w:w="90" w:type="dxa"/>
+              <w:bottom w:w="42" w:type="dxa"/>
+              <w:end w:w="90" w:type="dxa"/>
+            </w:tcMar>
+          </w:tcPr>
+          <w:p>
+            <w:pPr>
+              <w:pStyle w:val="TabCell"/>
+              <w:ind w:start="238"/>
+            </w:pPr>
+            <w:r>
+              <w:rPr>
+                <w:sz w:val="19"/>
+              </w:rPr>
+              <w:t>3.3   Kidney Tray</w:t>
+            </w:r>
+          </w:p>
+        </w:tc>
+        <w:tc>
+          <w:tcPr>
+            <w:tcW w:type="dxa" w:w="1134"/>
+            <w:vAlign w:val="top"/>
+            <w:tcMar>
+              <w:top w:w="42" w:type="dxa"/>
+              <w:start w:w="90" w:type="dxa"/>
+              <w:bottom w:w="42" w:type="dxa"/>
+              <w:end w:w="90" w:type="dxa"/>
+            </w:tcMar>
+          </w:tcPr>
+          <w:p>
+            <w:pPr>
+              <w:pStyle w:val="TabCell"/>
+              <w:jc w:val="center"/>
+            </w:pPr>
+            <w:r>
+              <w:fldChar w:fldCharType="begin"/>
+            </w:r>
+            <w:r>
+              <w:instrText xml:space="preserve"> PAGEREF tray_3_3 \h </w:instrText>
+            </w:r>
+            <w:r>
+              <w:fldChar w:fldCharType="separate"/>
+            </w:r>
+            <w:r>
+              <w:rPr>
+                <w:rFonts w:ascii="Calibri" w:hAnsi="Calibri"/>
+                <w:sz w:val="19"/>
+              </w:rPr>
+              <w:t>—</w:t>
+            </w:r>
+            <w:r>
+              <w:fldChar w:fldCharType="end"/>
+            </w:r>
+          </w:p>
+        </w:tc>
+      </w:tr>
+    </w:tbl>
+    <w:p>
+      <w:pPr>
+        <w:spacing w:before="0" w:after="120" w:line="240" w:lineRule="auto"/>
+      </w:pPr>
+    </w:p>
+    <w:p>
+      <w:r>
+        <w:br w:type="page"/>
       </w:r>
     </w:p>
     <w:p>
+      <w:bookmarkStart w:id="1036" w:name="how_to_read"/>
       <w:pPr>
-        <w:spacing w:before="0" w:after="0"/>
+        <w:pStyle w:val="TOCHead"/>
+        <w:spacing w:before="80" w:after="40"/>
       </w:pPr>
       <w:r>
-        <w:fldChar w:fldCharType="begin"/>
+        <w:t>How to Read These Notes</w:t>
+      </w:r>
+      <w:bookmarkEnd w:id="1036"/>
+    </w:p>
+    <w:p>
+      <w:pPr>
+        <w:jc w:val="center"/>
+        <w:spacing w:before="0" w:after="160" w:line="240" w:lineRule="auto"/>
+        <w:pBdr>
+          <w:bottom w:val="single" w:sz="18" w:space="1" w:color="000000"/>
+        </w:pBdr>
+      </w:pPr>
+    </w:p>
+    <w:p>
+      <w:pPr>
+        <w:pStyle w:val="TrayLead"/>
+        <w:spacing w:before="0" w:after="160"/>
+      </w:pPr>
+      <w:r>
+        <w:t xml:space="preserve">Every tray chapter is built to the same pattern, so you can find the same kind of information in the same place each time. Read the </w:t>
       </w:r>
       <w:r>
-        <w:instrText xml:space="preserve"> TOC \o "1-2" \h \z \u </w:instrText>
+        <w:rPr>
+          <w:i/>
+        </w:rPr>
+        <w:t>lead paragraph</w:t>
       </w:r>
       <w:r>
-        <w:fldChar w:fldCharType="separate"/>
+        <w:t xml:space="preserve"> and the </w:t>
       </w:r>
       <w:r>
-        <w:t>Right-click here and choose “Update Field”, or press Ctrl+A then F9, to build the Table of Contents with page numbers.</w:t>
+        <w:rPr>
+          <w:i/>
+        </w:rPr>
+        <w:t>figure</w:t>
       </w:r>
       <w:r>
-        <w:fldChar w:fldCharType="end"/>
+        <w:t xml:space="preserve"> first to fix the idea, then work through the contents table.</w:t>
       </w:r>
+    </w:p>
+    <w:tbl>
+      <w:tblPr>
+        <w:tblW w:type="auto" w:w="0"/>
+        <w:jc w:val="center"/>
+        <w:tblLayout w:type="fixed"/>
+        <w:tblLook w:firstColumn="1" w:firstRow="1" w:lastColumn="0" w:lastRow="0" w:noHBand="0" w:noVBand="1" w:val="04A0"/>
+        <w:tblLayout w:type="fixed"/>
+        <w:tblBorders>
+          <w:top w:val="single" w:sz="12" w:space="0" w:color="000000"/>
+          <w:bottom w:val="single" w:sz="12" w:space="0" w:color="000000"/>
+          <w:insideH w:val="single" w:sz="4" w:space="0" w:color="BBBBBB"/>
+        </w:tblBorders>
+      </w:tblPr>
+      <w:tblGrid>
+        <w:gridCol w:w="5400"/>
+        <w:gridCol w:w="5400"/>
+      </w:tblGrid>
+      <w:tr>
+        <w:tc>
+          <w:tcPr>
+            <w:tcW w:type="dxa" w:w="2835"/>
+            <w:vAlign w:val="top"/>
+            <w:tcMar>
+              <w:top w:w="70" w:type="dxa"/>
+              <w:start w:w="0" w:type="dxa"/>
+              <w:bottom w:w="70" w:type="dxa"/>
+              <w:end w:w="110" w:type="dxa"/>
+            </w:tcMar>
+          </w:tcPr>
+          <w:p>
+            <w:pPr>
+              <w:pStyle w:val="TabHead"/>
+            </w:pPr>
+            <w:r>
+              <w:rPr>
+                <w:sz w:val="19"/>
+              </w:rPr>
+              <w:t>Lead paragraph</w:t>
+            </w:r>
+          </w:p>
+        </w:tc>
+        <w:tc>
+          <w:tcPr>
+            <w:tcW w:type="dxa" w:w="7965"/>
+            <w:vAlign w:val="top"/>
+            <w:tcMar>
+              <w:top w:w="70" w:type="dxa"/>
+              <w:start w:w="0" w:type="dxa"/>
+              <w:bottom w:w="70" w:type="dxa"/>
+              <w:end w:w="110" w:type="dxa"/>
+            </w:tcMar>
+          </w:tcPr>
+          <w:p>
+            <w:pPr>
+              <w:pStyle w:val="TabCell"/>
+            </w:pPr>
+            <w:r>
+              <w:rPr>
+                <w:sz w:val="19"/>
+              </w:rPr>
+              <w:t>What the tray is for and the single idea that shapes it. If you remember nothing else from a chapter, remember this.</w:t>
+            </w:r>
+          </w:p>
+        </w:tc>
+      </w:tr>
+      <w:tr>
+        <w:tc>
+          <w:tcPr>
+            <w:tcW w:type="dxa" w:w="2835"/>
+            <w:vAlign w:val="top"/>
+            <w:tcMar>
+              <w:top w:w="70" w:type="dxa"/>
+              <w:start w:w="0" w:type="dxa"/>
+              <w:bottom w:w="70" w:type="dxa"/>
+              <w:end w:w="110" w:type="dxa"/>
+            </w:tcMar>
+          </w:tcPr>
+          <w:p>
+            <w:pPr>
+              <w:pStyle w:val="TabHead"/>
+            </w:pPr>
+            <w:r>
+              <w:rPr>
+                <w:sz w:val="19"/>
+              </w:rPr>
+              <w:t>Used for / includes</w:t>
+            </w:r>
+          </w:p>
+        </w:tc>
+        <w:tc>
+          <w:tcPr>
+            <w:tcW w:type="dxa" w:w="7965"/>
+            <w:vAlign w:val="top"/>
+            <w:tcMar>
+              <w:top w:w="70" w:type="dxa"/>
+              <w:start w:w="0" w:type="dxa"/>
+              <w:bottom w:w="70" w:type="dxa"/>
+              <w:end w:w="110" w:type="dxa"/>
+            </w:tcMar>
+          </w:tcPr>
+          <w:p>
+            <w:pPr>
+              <w:pStyle w:val="TabCell"/>
+            </w:pPr>
+            <w:r>
+              <w:rPr>
+                <w:sz w:val="19"/>
+              </w:rPr>
+              <w:t>The procedures the tray serves — useful for 'name three indications' questions.</w:t>
+            </w:r>
+          </w:p>
+        </w:tc>
+      </w:tr>
+      <w:tr>
+        <w:tc>
+          <w:tcPr>
+            <w:tcW w:type="dxa" w:w="2835"/>
+            <w:vAlign w:val="top"/>
+            <w:tcMar>
+              <w:top w:w="70" w:type="dxa"/>
+              <w:start w:w="0" w:type="dxa"/>
+              <w:bottom w:w="70" w:type="dxa"/>
+              <w:end w:w="110" w:type="dxa"/>
+            </w:tcMar>
+          </w:tcPr>
+          <w:p>
+            <w:pPr>
+              <w:pStyle w:val="TabHead"/>
+            </w:pPr>
+            <w:r>
+              <w:rPr>
+                <w:sz w:val="19"/>
+              </w:rPr>
+              <w:t>Figure</w:t>
+            </w:r>
+          </w:p>
+        </w:tc>
+        <w:tc>
+          <w:tcPr>
+            <w:tcW w:type="dxa" w:w="7965"/>
+            <w:vAlign w:val="top"/>
+            <w:tcMar>
+              <w:top w:w="70" w:type="dxa"/>
+              <w:start w:w="0" w:type="dxa"/>
+              <w:bottom w:w="70" w:type="dxa"/>
+              <w:end w:w="110" w:type="dxa"/>
+            </w:tcMar>
+          </w:tcPr>
+          <w:p>
+            <w:pPr>
+              <w:pStyle w:val="TabCell"/>
+            </w:pPr>
+            <w:r>
+              <w:rPr>
+                <w:sz w:val="19"/>
+              </w:rPr>
+              <w:t xml:space="preserve">An original line diagram of the tray's </w:t>
+            </w:r>
+            <w:r>
+              <w:rPr>
+                <w:b/>
+                <w:sz w:val="19"/>
+              </w:rPr>
+              <w:t>signature instruments</w:t>
+            </w:r>
+            <w:r>
+              <w:rPr>
+                <w:sz w:val="19"/>
+              </w:rPr>
+              <w:t xml:space="preserve"> — the items that identify it. Diagrams are schematic: they show the identifying feature (jaw pattern, bevel direction, footplate, curve) rather than a photographic likeness.</w:t>
+            </w:r>
+          </w:p>
+        </w:tc>
+      </w:tr>
+      <w:tr>
+        <w:tc>
+          <w:tcPr>
+            <w:tcW w:type="dxa" w:w="2835"/>
+            <w:vAlign w:val="top"/>
+            <w:tcMar>
+              <w:top w:w="70" w:type="dxa"/>
+              <w:start w:w="0" w:type="dxa"/>
+              <w:bottom w:w="70" w:type="dxa"/>
+              <w:end w:w="110" w:type="dxa"/>
+            </w:tcMar>
+          </w:tcPr>
+          <w:p>
+            <w:pPr>
+              <w:pStyle w:val="TabHead"/>
+            </w:pPr>
+            <w:r>
+              <w:rPr>
+                <w:sz w:val="19"/>
+              </w:rPr>
+              <w:t>Callout box</w:t>
+            </w:r>
+          </w:p>
+        </w:tc>
+        <w:tc>
+          <w:tcPr>
+            <w:tcW w:type="dxa" w:w="7965"/>
+            <w:vAlign w:val="top"/>
+            <w:tcMar>
+              <w:top w:w="70" w:type="dxa"/>
+              <w:start w:w="0" w:type="dxa"/>
+              <w:bottom w:w="70" w:type="dxa"/>
+              <w:end w:w="110" w:type="dxa"/>
+            </w:tcMar>
+          </w:tcPr>
+          <w:p>
+            <w:pPr>
+              <w:pStyle w:val="TabCell"/>
+            </w:pPr>
+            <w:r>
+              <w:rPr>
+                <w:sz w:val="19"/>
+              </w:rPr>
+              <w:t>The one concept, distinction or safety rule that examiners return to for that tray.</w:t>
+            </w:r>
+          </w:p>
+        </w:tc>
+      </w:tr>
+      <w:tr>
+        <w:tc>
+          <w:tcPr>
+            <w:tcW w:type="dxa" w:w="2835"/>
+            <w:vAlign w:val="top"/>
+            <w:tcMar>
+              <w:top w:w="70" w:type="dxa"/>
+              <w:start w:w="0" w:type="dxa"/>
+              <w:bottom w:w="70" w:type="dxa"/>
+              <w:end w:w="110" w:type="dxa"/>
+            </w:tcMar>
+          </w:tcPr>
+          <w:p>
+            <w:pPr>
+              <w:pStyle w:val="TabHead"/>
+            </w:pPr>
+            <w:r>
+              <w:rPr>
+                <w:sz w:val="19"/>
+              </w:rPr>
+              <w:t>Contents of the tray</w:t>
+            </w:r>
+          </w:p>
+        </w:tc>
+        <w:tc>
+          <w:tcPr>
+            <w:tcW w:type="dxa" w:w="7965"/>
+            <w:vAlign w:val="top"/>
+            <w:tcMar>
+              <w:top w:w="70" w:type="dxa"/>
+              <w:start w:w="0" w:type="dxa"/>
+              <w:bottom w:w="70" w:type="dxa"/>
+              <w:end w:w="110" w:type="dxa"/>
+            </w:tcMar>
+          </w:tcPr>
+          <w:p>
+            <w:pPr>
+              <w:pStyle w:val="TabCell"/>
+            </w:pPr>
+            <w:r>
+              <w:rPr>
+                <w:sz w:val="19"/>
+              </w:rPr>
+              <w:t xml:space="preserve">The full instrument list, grouped by </w:t>
+            </w:r>
+            <w:r>
+              <w:rPr>
+                <w:b/>
+                <w:sz w:val="19"/>
+              </w:rPr>
+              <w:t>function</w:t>
+            </w:r>
+            <w:r>
+              <w:rPr>
+                <w:sz w:val="19"/>
+              </w:rPr>
+              <w:t xml:space="preserve"> — cutting, grasping, clamping, retracting, suturing, suctioning — with quantities and the reason each item is present. Answer 'enumerate the contents' questions using these groups as headings.</w:t>
+            </w:r>
+          </w:p>
+        </w:tc>
+      </w:tr>
+      <w:tr>
+        <w:tc>
+          <w:tcPr>
+            <w:tcW w:type="dxa" w:w="2835"/>
+            <w:vAlign w:val="top"/>
+            <w:tcMar>
+              <w:top w:w="70" w:type="dxa"/>
+              <w:start w:w="0" w:type="dxa"/>
+              <w:bottom w:w="70" w:type="dxa"/>
+              <w:end w:w="110" w:type="dxa"/>
+            </w:tcMar>
+          </w:tcPr>
+          <w:p>
+            <w:pPr>
+              <w:pStyle w:val="TabHead"/>
+            </w:pPr>
+            <w:r>
+              <w:rPr>
+                <w:sz w:val="19"/>
+              </w:rPr>
+              <w:t>Additional supplies</w:t>
+            </w:r>
+          </w:p>
+        </w:tc>
+        <w:tc>
+          <w:tcPr>
+            <w:tcW w:type="dxa" w:w="7965"/>
+            <w:vAlign w:val="top"/>
+            <w:tcMar>
+              <w:top w:w="70" w:type="dxa"/>
+              <w:start w:w="0" w:type="dxa"/>
+              <w:bottom w:w="70" w:type="dxa"/>
+              <w:end w:w="110" w:type="dxa"/>
+            </w:tcMar>
+          </w:tcPr>
+          <w:p>
+            <w:pPr>
+              <w:pStyle w:val="TabCell"/>
+            </w:pPr>
+            <w:r>
+              <w:rPr>
+                <w:sz w:val="19"/>
+              </w:rPr>
+              <w:t>Position, draping, structures at risk and procedure-specific notes.</w:t>
+            </w:r>
+          </w:p>
+        </w:tc>
+      </w:tr>
+      <w:tr>
+        <w:tc>
+          <w:tcPr>
+            <w:tcW w:type="dxa" w:w="2835"/>
+            <w:vAlign w:val="top"/>
+            <w:tcMar>
+              <w:top w:w="70" w:type="dxa"/>
+              <w:start w:w="0" w:type="dxa"/>
+              <w:bottom w:w="70" w:type="dxa"/>
+              <w:end w:w="110" w:type="dxa"/>
+            </w:tcMar>
+          </w:tcPr>
+          <w:p>
+            <w:pPr>
+              <w:pStyle w:val="TabHead"/>
+            </w:pPr>
+            <w:r>
+              <w:rPr>
+                <w:sz w:val="19"/>
+              </w:rPr>
+              <w:t>Comparison table</w:t>
+            </w:r>
+          </w:p>
+        </w:tc>
+        <w:tc>
+          <w:tcPr>
+            <w:tcW w:type="dxa" w:w="7965"/>
+            <w:vAlign w:val="top"/>
+            <w:tcMar>
+              <w:top w:w="70" w:type="dxa"/>
+              <w:start w:w="0" w:type="dxa"/>
+              <w:bottom w:w="70" w:type="dxa"/>
+              <w:end w:w="110" w:type="dxa"/>
+            </w:tcMar>
+          </w:tcPr>
+          <w:p>
+            <w:pPr>
+              <w:pStyle w:val="TabCell"/>
+            </w:pPr>
+            <w:r>
+              <w:rPr>
+                <w:sz w:val="19"/>
+              </w:rPr>
+              <w:t>Where two trays or two instruments are easily confused, they are set side by side.</w:t>
+            </w:r>
+          </w:p>
+        </w:tc>
+      </w:tr>
+      <w:tr>
+        <w:tc>
+          <w:tcPr>
+            <w:tcW w:type="dxa" w:w="2835"/>
+            <w:vAlign w:val="top"/>
+            <w:tcMar>
+              <w:top w:w="70" w:type="dxa"/>
+              <w:start w:w="0" w:type="dxa"/>
+              <w:bottom w:w="70" w:type="dxa"/>
+              <w:end w:w="110" w:type="dxa"/>
+            </w:tcMar>
+          </w:tcPr>
+          <w:p>
+            <w:pPr>
+              <w:pStyle w:val="TabHead"/>
+            </w:pPr>
+            <w:r>
+              <w:rPr>
+                <w:sz w:val="19"/>
+              </w:rPr>
+              <w:t>Examination pointers</w:t>
+            </w:r>
+          </w:p>
+        </w:tc>
+        <w:tc>
+          <w:tcPr>
+            <w:tcW w:type="dxa" w:w="7965"/>
+            <w:vAlign w:val="top"/>
+            <w:tcMar>
+              <w:top w:w="70" w:type="dxa"/>
+              <w:start w:w="0" w:type="dxa"/>
+              <w:bottom w:w="70" w:type="dxa"/>
+              <w:end w:w="110" w:type="dxa"/>
+            </w:tcMar>
+          </w:tcPr>
+          <w:p>
+            <w:pPr>
+              <w:pStyle w:val="TabCell"/>
+            </w:pPr>
+            <w:r>
+              <w:rPr>
+                <w:sz w:val="19"/>
+              </w:rPr>
+              <w:t>The specific facts most often awarded marks — learn these last, as revision.</w:t>
+            </w:r>
+          </w:p>
+        </w:tc>
+      </w:tr>
+      <w:tr>
+        <w:tc>
+          <w:tcPr>
+            <w:tcW w:type="dxa" w:w="2835"/>
+            <w:vAlign w:val="top"/>
+            <w:tcMar>
+              <w:top w:w="70" w:type="dxa"/>
+              <w:start w:w="0" w:type="dxa"/>
+              <w:bottom w:w="70" w:type="dxa"/>
+              <w:end w:w="110" w:type="dxa"/>
+            </w:tcMar>
+          </w:tcPr>
+          <w:p>
+            <w:pPr>
+              <w:pStyle w:val="TabHead"/>
+            </w:pPr>
+            <w:r>
+              <w:rPr>
+                <w:sz w:val="19"/>
+              </w:rPr>
+              <w:t>Common mistakes</w:t>
+            </w:r>
+          </w:p>
+        </w:tc>
+        <w:tc>
+          <w:tcPr>
+            <w:tcW w:type="dxa" w:w="7965"/>
+            <w:vAlign w:val="top"/>
+            <w:tcMar>
+              <w:top w:w="70" w:type="dxa"/>
+              <w:start w:w="0" w:type="dxa"/>
+              <w:bottom w:w="70" w:type="dxa"/>
+              <w:end w:w="110" w:type="dxa"/>
+            </w:tcMar>
+          </w:tcPr>
+          <w:p>
+            <w:pPr>
+              <w:pStyle w:val="TabCell"/>
+            </w:pPr>
+            <w:r>
+              <w:rPr>
+                <w:sz w:val="19"/>
+              </w:rPr>
+              <w:t>Errors that lose marks, marked with ✗.</w:t>
+            </w:r>
+          </w:p>
+        </w:tc>
+      </w:tr>
+      <w:tr>
+        <w:tc>
+          <w:tcPr>
+            <w:tcW w:type="dxa" w:w="2835"/>
+            <w:vAlign w:val="top"/>
+            <w:tcMar>
+              <w:top w:w="70" w:type="dxa"/>
+              <w:start w:w="0" w:type="dxa"/>
+              <w:bottom w:w="70" w:type="dxa"/>
+              <w:end w:w="110" w:type="dxa"/>
+            </w:tcMar>
+          </w:tcPr>
+          <w:p>
+            <w:pPr>
+              <w:pStyle w:val="TabHead"/>
+            </w:pPr>
+            <w:r>
+              <w:rPr>
+                <w:sz w:val="19"/>
+              </w:rPr>
+              <w:t>Likely examination questions</w:t>
+            </w:r>
+          </w:p>
+        </w:tc>
+        <w:tc>
+          <w:tcPr>
+            <w:tcW w:type="dxa" w:w="7965"/>
+            <w:vAlign w:val="top"/>
+            <w:tcMar>
+              <w:top w:w="70" w:type="dxa"/>
+              <w:start w:w="0" w:type="dxa"/>
+              <w:bottom w:w="70" w:type="dxa"/>
+              <w:end w:w="110" w:type="dxa"/>
+            </w:tcMar>
+          </w:tcPr>
+          <w:p>
+            <w:pPr>
+              <w:pStyle w:val="TabCell"/>
+            </w:pPr>
+            <w:r>
+              <w:rPr>
+                <w:sz w:val="19"/>
+              </w:rPr>
+              <w:t>Questions with model answers written at the length an examiner expects.</w:t>
+            </w:r>
+          </w:p>
+        </w:tc>
+      </w:tr>
+      <w:tr>
+        <w:tc>
+          <w:tcPr>
+            <w:tcW w:type="dxa" w:w="2835"/>
+            <w:vAlign w:val="top"/>
+            <w:tcMar>
+              <w:top w:w="70" w:type="dxa"/>
+              <w:start w:w="0" w:type="dxa"/>
+              <w:bottom w:w="70" w:type="dxa"/>
+              <w:end w:w="110" w:type="dxa"/>
+            </w:tcMar>
+          </w:tcPr>
+          <w:p>
+            <w:pPr>
+              <w:pStyle w:val="TabHead"/>
+            </w:pPr>
+            <w:r>
+              <w:rPr>
+                <w:sz w:val="19"/>
+              </w:rPr>
+              <w:t>A note on quantities</w:t>
+            </w:r>
+          </w:p>
+        </w:tc>
+        <w:tc>
+          <w:tcPr>
+            <w:tcW w:type="dxa" w:w="7965"/>
+            <w:vAlign w:val="top"/>
+            <w:tcMar>
+              <w:top w:w="70" w:type="dxa"/>
+              <w:start w:w="0" w:type="dxa"/>
+              <w:bottom w:w="70" w:type="dxa"/>
+              <w:end w:w="110" w:type="dxa"/>
+            </w:tcMar>
+          </w:tcPr>
+          <w:p>
+            <w:pPr>
+              <w:pStyle w:val="TabCell"/>
+            </w:pPr>
+            <w:r>
+              <w:rPr>
+                <w:sz w:val="19"/>
+              </w:rPr>
+              <w:t xml:space="preserve">Instrument </w:t>
+            </w:r>
+            <w:r>
+              <w:rPr>
+                <w:b/>
+                <w:sz w:val="19"/>
+              </w:rPr>
+              <w:t>names, functions and groupings</w:t>
+            </w:r>
+            <w:r>
+              <w:rPr>
+                <w:sz w:val="19"/>
+              </w:rPr>
+              <w:t xml:space="preserve"> are standard. The </w:t>
+            </w:r>
+            <w:r>
+              <w:rPr>
+                <w:b/>
+                <w:sz w:val="19"/>
+              </w:rPr>
+              <w:t>numbers</w:t>
+            </w:r>
+            <w:r>
+              <w:rPr>
+                <w:sz w:val="19"/>
+              </w:rPr>
+              <w:t xml:space="preserve"> ("6 Allis clamps") vary between institutions — please cross-check them against your prescribed textbook.</w:t>
+            </w:r>
+          </w:p>
+        </w:tc>
+      </w:tr>
+      <w:tr>
+        <w:tc>
+          <w:tcPr>
+            <w:tcW w:type="dxa" w:w="2835"/>
+            <w:vAlign w:val="top"/>
+            <w:tcMar>
+              <w:top w:w="70" w:type="dxa"/>
+              <w:start w:w="0" w:type="dxa"/>
+              <w:bottom w:w="70" w:type="dxa"/>
+              <w:end w:w="110" w:type="dxa"/>
+            </w:tcMar>
+          </w:tcPr>
+          <w:p>
+            <w:pPr>
+              <w:pStyle w:val="TabHead"/>
+            </w:pPr>
+            <w:r>
+              <w:rPr>
+                <w:sz w:val="19"/>
+              </w:rPr>
+              <w:t>Printing</w:t>
+            </w:r>
+          </w:p>
+        </w:tc>
+        <w:tc>
+          <w:tcPr>
+            <w:tcW w:type="dxa" w:w="7965"/>
+            <w:vAlign w:val="top"/>
+            <w:tcMar>
+              <w:top w:w="70" w:type="dxa"/>
+              <w:start w:w="0" w:type="dxa"/>
+              <w:bottom w:w="70" w:type="dxa"/>
+              <w:end w:w="110" w:type="dxa"/>
+            </w:tcMar>
+          </w:tcPr>
+          <w:p>
+            <w:pPr>
+              <w:pStyle w:val="TabCell"/>
+            </w:pPr>
+            <w:r>
+              <w:rPr>
+                <w:sz w:val="19"/>
+              </w:rPr>
+              <w:t>Legal paper (8.5 × 14 in), 1.27 cm margins, monochrome throughout. No information depends on colour, so a black-and-white printer loses nothing.</w:t>
+            </w:r>
+          </w:p>
+        </w:tc>
+      </w:tr>
+    </w:tbl>
+    <w:p>
+      <w:pPr>
+        <w:spacing w:before="0" w:after="120" w:line="240" w:lineRule="auto"/>
+      </w:pPr>
     </w:p>
     <w:p>
       <w:r>
@@ -262,7 +1294,7 @@
             </w:r>
           </w:p>
           <w:p>
-            <w:bookmarkStart w:id="1033" w:name="part_III"/>
+            <w:bookmarkStart w:id="1037" w:name="part_III"/>
             <w:pPr>
               <w:pStyle w:val="Heading1"/>
               <w:jc w:val="left"/>
@@ -277,7 +1309,7 @@
               </w:rPr>
               <w:t>Genitourinary Trays</w:t>
             </w:r>
-            <w:bookmarkEnd w:id="1033"/>
+            <w:bookmarkEnd w:id="1037"/>
           </w:p>
           <w:p>
             <w:pPr>
@@ -356,12 +1388,7 @@
       </w:r>
     </w:p>
     <w:p>
-      <w:r>
-        <w:br w:type="page"/>
-      </w:r>
-    </w:p>
-    <w:p>
-      <w:bookmarkStart w:id="1034" w:name="tray_3_1"/>
+      <w:bookmarkStart w:id="1038" w:name="tray_3_1"/>
       <w:pPr>
         <w:pStyle w:val="Heading2"/>
         <w:spacing w:before="320" w:after="40"/>
@@ -388,7 +1415,7 @@
         </w:rPr>
         <w:t>Vasectomy Tray</w:t>
       </w:r>
-      <w:bookmarkEnd w:id="1034"/>
+      <w:bookmarkEnd w:id="1038"/>
     </w:p>
     <w:p>
       <w:pPr>
@@ -647,144 +1674,149 @@
               <w:t>Fig 3.1 — A limited tray plus vas-specific forceps</w:t>
             </w:r>
           </w:p>
-          <w:tbl>
-            <w:tblPr>
-              <w:tblW w:type="auto" w:w="0"/>
-              <w:tblLayout w:type="fixed"/>
-              <w:tblLook w:firstColumn="1" w:firstRow="1" w:lastColumn="0" w:lastRow="0" w:noHBand="0" w:noVBand="1" w:val="04A0"/>
-              <w:tblBorders>
-                <w:top w:val="single" w:sz="6" w:space="0" w:color="000000"/>
-                <w:left w:val="single" w:sz="20" w:space="0" w:color="000000"/>
-                <w:bottom w:val="single" w:sz="6" w:space="0" w:color="000000"/>
-                <w:right w:val="single" w:sz="6" w:space="0" w:color="000000"/>
-              </w:tblBorders>
-            </w:tblPr>
-            <w:tblGrid>
-              <w:gridCol w:w="3685"/>
-            </w:tblGrid>
-            <w:tr>
-              <w:tc>
-                <w:tcPr>
-                  <w:tcW w:type="dxa" w:w="3685"/>
-                  <w:shd w:val="clear" w:color="auto" w:fill="F0F0F0"/>
-                  <w:tcMar>
-                    <w:top w:w="90" w:type="dxa"/>
-                    <w:start w:w="120" w:type="dxa"/>
-                    <w:bottom w:w="90" w:type="dxa"/>
-                    <w:end w:w="120" w:type="dxa"/>
-                  </w:tcMar>
-                </w:tcPr>
-                <w:p>
-                  <w:pPr>
-                    <w:pStyle w:val="BoxHead"/>
-                    <w:spacing w:before="0" w:after="60"/>
-                  </w:pPr>
-                  <w:r>
-                    <w:t>No-scalpel vasectomy</w:t>
-                  </w:r>
-                </w:p>
-                <w:p>
-                  <w:pPr>
-                    <w:pStyle w:val="BoxBody"/>
-                    <w:spacing w:before="20" w:after="40"/>
-                    <w:ind w:start="181" w:hanging="181"/>
-                  </w:pPr>
-                  <w:r>
-                    <w:rPr>
-                      <w:rFonts w:ascii="Calibri" w:hAnsi="Calibri"/>
-                      <w:b/>
-                    </w:rPr>
-                    <w:t xml:space="preserve">▪  </w:t>
-                  </w:r>
-                  <w:r>
-                    <w:t xml:space="preserve">Uses only </w:t>
-                  </w:r>
-                  <w:r>
-                    <w:rPr>
-                      <w:b/>
-                    </w:rPr>
-                    <w:t>two special instruments</w:t>
-                  </w:r>
-                  <w:r>
-                    <w:t>:</w:t>
-                  </w:r>
-                </w:p>
-                <w:p>
-                  <w:pPr>
-                    <w:pStyle w:val="BoxBody"/>
-                    <w:spacing w:before="20" w:after="40"/>
-                    <w:ind w:start="181" w:hanging="181"/>
-                  </w:pPr>
-                  <w:r>
-                    <w:rPr>
-                      <w:rFonts w:ascii="Calibri" w:hAnsi="Calibri"/>
-                      <w:b/>
-                    </w:rPr>
-                    <w:t xml:space="preserve">▪  </w:t>
-                  </w:r>
-                  <w:r>
-                    <w:t xml:space="preserve">the </w:t>
-                  </w:r>
-                  <w:r>
-                    <w:rPr>
-                      <w:b/>
-                    </w:rPr>
-                    <w:t>ringed vas fixation clamp</w:t>
-                  </w:r>
-                  <w:r>
-                    <w:t>, and</w:t>
-                  </w:r>
-                </w:p>
-                <w:p>
-                  <w:pPr>
-                    <w:pStyle w:val="BoxBody"/>
-                    <w:spacing w:before="20" w:after="40"/>
-                    <w:ind w:start="181" w:hanging="181"/>
-                  </w:pPr>
-                  <w:r>
-                    <w:rPr>
-                      <w:rFonts w:ascii="Calibri" w:hAnsi="Calibri"/>
-                      <w:b/>
-                    </w:rPr>
-                    <w:t xml:space="preserve">▪  </w:t>
-                  </w:r>
-                  <w:r>
-                    <w:t xml:space="preserve">the </w:t>
-                  </w:r>
-                  <w:r>
-                    <w:rPr>
-                      <w:b/>
-                    </w:rPr>
-                    <w:t>sharp-pointed curved dissecting forceps</w:t>
-                  </w:r>
-                  <w:r>
-                    <w:t xml:space="preserve"> that puncture and spread instead of cutting.</w:t>
-                  </w:r>
-                </w:p>
-                <w:p>
-                  <w:pPr>
-                    <w:pStyle w:val="BoxBody"/>
-                    <w:spacing w:before="20" w:after="40"/>
-                    <w:ind w:start="181" w:hanging="181"/>
-                  </w:pPr>
-                  <w:r>
-                    <w:rPr>
-                      <w:rFonts w:ascii="Calibri" w:hAnsi="Calibri"/>
-                      <w:b/>
-                    </w:rPr>
-                    <w:t xml:space="preserve">▪  </w:t>
-                  </w:r>
-                  <w:r>
-                    <w:t>Result: less bleeding, less haematoma, no sutures, faster recovery.</w:t>
-                  </w:r>
-                </w:p>
-              </w:tc>
-            </w:tr>
-          </w:tbl>
-          <w:p/>
         </w:tc>
       </w:tr>
     </w:tbl>
+    <w:tbl>
+      <w:tblPr>
+        <w:tblW w:type="auto" w:w="0"/>
+        <w:jc w:val="center"/>
+        <w:tblLayout w:type="fixed"/>
+        <w:tblLook w:firstColumn="1" w:firstRow="1" w:lastColumn="0" w:lastRow="0" w:noHBand="0" w:noVBand="1" w:val="04A0"/>
+        <w:tblBorders>
+          <w:top w:val="single" w:sz="6" w:space="0" w:color="000000"/>
+          <w:left w:val="single" w:sz="24" w:space="0" w:color="000000"/>
+          <w:bottom w:val="single" w:sz="6" w:space="0" w:color="000000"/>
+          <w:right w:val="single" w:sz="6" w:space="0" w:color="000000"/>
+        </w:tblBorders>
+      </w:tblPr>
+      <w:tblGrid>
+        <w:gridCol w:w="10800"/>
+      </w:tblGrid>
+      <w:tr>
+        <w:tc>
+          <w:tcPr>
+            <w:tcW w:type="dxa" w:w="10800"/>
+            <w:shd w:val="clear" w:color="auto" w:fill="E4E4E4"/>
+            <w:tcMar>
+              <w:top w:w="110" w:type="dxa"/>
+              <w:start w:w="150" w:type="dxa"/>
+              <w:bottom w:w="110" w:type="dxa"/>
+              <w:end w:w="150" w:type="dxa"/>
+            </w:tcMar>
+          </w:tcPr>
+          <w:p>
+            <w:pPr>
+              <w:pStyle w:val="BoxHead"/>
+              <w:spacing w:before="0" w:after="60"/>
+            </w:pPr>
+            <w:r>
+              <w:t>No-scalpel vasectomy</w:t>
+            </w:r>
+          </w:p>
+          <w:p>
+            <w:pPr>
+              <w:pStyle w:val="BoxBody"/>
+              <w:spacing w:before="20" w:after="40"/>
+              <w:ind w:start="204" w:hanging="204"/>
+            </w:pPr>
+            <w:r>
+              <w:rPr>
+                <w:rFonts w:ascii="Calibri" w:hAnsi="Calibri"/>
+                <w:b/>
+              </w:rPr>
+              <w:t xml:space="preserve">▪  </w:t>
+            </w:r>
+            <w:r>
+              <w:t xml:space="preserve">Uses only </w:t>
+            </w:r>
+            <w:r>
+              <w:rPr>
+                <w:b/>
+              </w:rPr>
+              <w:t>two special instruments</w:t>
+            </w:r>
+            <w:r>
+              <w:t>:</w:t>
+            </w:r>
+          </w:p>
+          <w:p>
+            <w:pPr>
+              <w:pStyle w:val="BoxBody"/>
+              <w:spacing w:before="20" w:after="40"/>
+              <w:ind w:start="204" w:hanging="204"/>
+            </w:pPr>
+            <w:r>
+              <w:rPr>
+                <w:rFonts w:ascii="Calibri" w:hAnsi="Calibri"/>
+                <w:b/>
+              </w:rPr>
+              <w:t xml:space="preserve">▪  </w:t>
+            </w:r>
+            <w:r>
+              <w:t xml:space="preserve">the </w:t>
+            </w:r>
+            <w:r>
+              <w:rPr>
+                <w:b/>
+              </w:rPr>
+              <w:t>ringed vas fixation clamp</w:t>
+            </w:r>
+            <w:r>
+              <w:t>, and</w:t>
+            </w:r>
+          </w:p>
+          <w:p>
+            <w:pPr>
+              <w:pStyle w:val="BoxBody"/>
+              <w:spacing w:before="20" w:after="40"/>
+              <w:ind w:start="204" w:hanging="204"/>
+            </w:pPr>
+            <w:r>
+              <w:rPr>
+                <w:rFonts w:ascii="Calibri" w:hAnsi="Calibri"/>
+                <w:b/>
+              </w:rPr>
+              <w:t xml:space="preserve">▪  </w:t>
+            </w:r>
+            <w:r>
+              <w:t xml:space="preserve">the </w:t>
+            </w:r>
+            <w:r>
+              <w:rPr>
+                <w:b/>
+              </w:rPr>
+              <w:t>sharp-pointed curved dissecting forceps</w:t>
+            </w:r>
+            <w:r>
+              <w:t xml:space="preserve"> that puncture and spread instead of cutting.</w:t>
+            </w:r>
+          </w:p>
+          <w:p>
+            <w:pPr>
+              <w:pStyle w:val="BoxBody"/>
+              <w:spacing w:before="20" w:after="40"/>
+              <w:ind w:start="204" w:hanging="204"/>
+            </w:pPr>
+            <w:r>
+              <w:rPr>
+                <w:rFonts w:ascii="Calibri" w:hAnsi="Calibri"/>
+                <w:b/>
+              </w:rPr>
+              <w:t xml:space="preserve">▪  </w:t>
+            </w:r>
+            <w:r>
+              <w:t>Result: less bleeding, less haematoma, no sutures, faster recovery.</w:t>
+            </w:r>
+          </w:p>
+        </w:tc>
+      </w:tr>
+    </w:tbl>
+    <w:p>
+      <w:pPr>
+        <w:spacing w:before="0" w:after="140" w:line="240" w:lineRule="auto"/>
+      </w:pPr>
+    </w:p>
     <w:p>
       <w:pPr>
         <w:pStyle w:val="Heading3"/>
@@ -2664,7 +3696,7 @@
       </w:r>
     </w:p>
     <w:p>
-      <w:bookmarkStart w:id="1035" w:name="tray_3_2"/>
+      <w:bookmarkStart w:id="1039" w:name="tray_3_2"/>
       <w:pPr>
         <w:pStyle w:val="Heading2"/>
         <w:spacing w:before="320" w:after="40"/>
@@ -2691,7 +3723,7 @@
         </w:rPr>
         <w:t>Open Prostatectomy Tray</w:t>
       </w:r>
-      <w:bookmarkEnd w:id="1035"/>
+      <w:bookmarkEnd w:id="1039"/>
     </w:p>
     <w:p>
       <w:pPr>
@@ -2962,142 +3994,147 @@
               <w:t>Fig 3.2 — Depth, retraction and venous control</w:t>
             </w:r>
           </w:p>
-          <w:tbl>
-            <w:tblPr>
-              <w:tblW w:type="auto" w:w="0"/>
-              <w:tblLayout w:type="fixed"/>
-              <w:tblLook w:firstColumn="1" w:firstRow="1" w:lastColumn="0" w:lastRow="0" w:noHBand="0" w:noVBand="1" w:val="04A0"/>
-              <w:tblBorders>
-                <w:top w:val="single" w:sz="6" w:space="0" w:color="000000"/>
-                <w:left w:val="single" w:sz="20" w:space="0" w:color="000000"/>
-                <w:bottom w:val="single" w:sz="6" w:space="0" w:color="000000"/>
-                <w:right w:val="single" w:sz="6" w:space="0" w:color="000000"/>
-              </w:tblBorders>
-            </w:tblPr>
-            <w:tblGrid>
-              <w:gridCol w:w="3685"/>
-            </w:tblGrid>
-            <w:tr>
-              <w:tc>
-                <w:tcPr>
-                  <w:tcW w:type="dxa" w:w="3685"/>
-                  <w:shd w:val="clear" w:color="auto" w:fill="F0F0F0"/>
-                  <w:tcMar>
-                    <w:top w:w="90" w:type="dxa"/>
-                    <w:start w:w="120" w:type="dxa"/>
-                    <w:bottom w:w="90" w:type="dxa"/>
-                    <w:end w:w="120" w:type="dxa"/>
-                  </w:tcMar>
-                </w:tcPr>
-                <w:p>
-                  <w:pPr>
-                    <w:pStyle w:val="BoxHead"/>
-                    <w:spacing w:before="0" w:after="60"/>
-                  </w:pPr>
-                  <w:r>
-                    <w:t>Three-way catheter</w:t>
-                  </w:r>
-                </w:p>
-                <w:p>
-                  <w:pPr>
-                    <w:pStyle w:val="BoxBody"/>
-                    <w:spacing w:before="20" w:after="40"/>
-                    <w:ind w:start="181" w:hanging="181"/>
-                  </w:pPr>
-                  <w:r>
-                    <w:rPr>
-                      <w:rFonts w:ascii="Calibri" w:hAnsi="Calibri"/>
-                      <w:b/>
-                    </w:rPr>
-                    <w:t xml:space="preserve">▪  </w:t>
-                  </w:r>
-                  <w:r>
-                    <w:t xml:space="preserve">Its three channels are: </w:t>
-                  </w:r>
-                  <w:r>
-                    <w:rPr>
-                      <w:b/>
-                    </w:rPr>
-                    <w:t>balloon inflation</w:t>
-                  </w:r>
-                  <w:r>
-                    <w:t xml:space="preserve">, </w:t>
-                  </w:r>
-                  <w:r>
-                    <w:rPr>
-                      <w:b/>
-                    </w:rPr>
-                    <w:t>irrigation inflow</w:t>
-                  </w:r>
-                  <w:r>
-                    <w:t xml:space="preserve"> and </w:t>
-                  </w:r>
-                  <w:r>
-                    <w:rPr>
-                      <w:b/>
-                    </w:rPr>
-                    <w:t>drainage outflow</w:t>
-                  </w:r>
-                  <w:r>
-                    <w:t>.</w:t>
-                  </w:r>
-                </w:p>
-                <w:p>
-                  <w:pPr>
-                    <w:pStyle w:val="BoxBody"/>
-                    <w:spacing w:before="20" w:after="40"/>
-                    <w:ind w:start="181" w:hanging="181"/>
-                  </w:pPr>
-                  <w:r>
-                    <w:rPr>
-                      <w:rFonts w:ascii="Calibri" w:hAnsi="Calibri"/>
-                      <w:b/>
-                    </w:rPr>
-                    <w:t xml:space="preserve">▪  </w:t>
-                  </w:r>
-                  <w:r>
-                    <w:rPr>
-                      <w:b/>
-                    </w:rPr>
-                    <w:t>Continuous bladder irrigation</w:t>
-                  </w:r>
-                  <w:r>
-                    <w:t xml:space="preserve"> through it prevents clot retention — the commonest early post-operative emergency.</w:t>
-                  </w:r>
-                </w:p>
-                <w:p>
-                  <w:pPr>
-                    <w:pStyle w:val="BoxBody"/>
-                    <w:spacing w:before="20" w:after="40"/>
-                    <w:ind w:start="181" w:hanging="181"/>
-                  </w:pPr>
-                  <w:r>
-                    <w:rPr>
-                      <w:rFonts w:ascii="Calibri" w:hAnsi="Calibri"/>
-                      <w:b/>
-                    </w:rPr>
-                    <w:t xml:space="preserve">▪  </w:t>
-                  </w:r>
-                  <w:r>
-                    <w:t xml:space="preserve">Always name it as a </w:t>
-                  </w:r>
-                  <w:r>
-                    <w:rPr>
-                      <w:b/>
-                    </w:rPr>
-                    <w:t>22–24 Fr with a 30 mL balloon</w:t>
-                  </w:r>
-                  <w:r>
-                    <w:t>.</w:t>
-                  </w:r>
-                </w:p>
-              </w:tc>
-            </w:tr>
-          </w:tbl>
-          <w:p/>
         </w:tc>
       </w:tr>
     </w:tbl>
+    <w:tbl>
+      <w:tblPr>
+        <w:tblW w:type="auto" w:w="0"/>
+        <w:jc w:val="center"/>
+        <w:tblLayout w:type="fixed"/>
+        <w:tblLook w:firstColumn="1" w:firstRow="1" w:lastColumn="0" w:lastRow="0" w:noHBand="0" w:noVBand="1" w:val="04A0"/>
+        <w:tblBorders>
+          <w:top w:val="single" w:sz="6" w:space="0" w:color="000000"/>
+          <w:left w:val="single" w:sz="24" w:space="0" w:color="000000"/>
+          <w:bottom w:val="single" w:sz="6" w:space="0" w:color="000000"/>
+          <w:right w:val="single" w:sz="6" w:space="0" w:color="000000"/>
+        </w:tblBorders>
+      </w:tblPr>
+      <w:tblGrid>
+        <w:gridCol w:w="10800"/>
+      </w:tblGrid>
+      <w:tr>
+        <w:tc>
+          <w:tcPr>
+            <w:tcW w:type="dxa" w:w="10800"/>
+            <w:shd w:val="clear" w:color="auto" w:fill="E4E4E4"/>
+            <w:tcMar>
+              <w:top w:w="110" w:type="dxa"/>
+              <w:start w:w="150" w:type="dxa"/>
+              <w:bottom w:w="110" w:type="dxa"/>
+              <w:end w:w="150" w:type="dxa"/>
+            </w:tcMar>
+          </w:tcPr>
+          <w:p>
+            <w:pPr>
+              <w:pStyle w:val="BoxHead"/>
+              <w:spacing w:before="0" w:after="60"/>
+            </w:pPr>
+            <w:r>
+              <w:t>Three-way catheter</w:t>
+            </w:r>
+          </w:p>
+          <w:p>
+            <w:pPr>
+              <w:pStyle w:val="BoxBody"/>
+              <w:spacing w:before="20" w:after="40"/>
+              <w:ind w:start="204" w:hanging="204"/>
+            </w:pPr>
+            <w:r>
+              <w:rPr>
+                <w:rFonts w:ascii="Calibri" w:hAnsi="Calibri"/>
+                <w:b/>
+              </w:rPr>
+              <w:t xml:space="preserve">▪  </w:t>
+            </w:r>
+            <w:r>
+              <w:t xml:space="preserve">Its three channels are: </w:t>
+            </w:r>
+            <w:r>
+              <w:rPr>
+                <w:b/>
+              </w:rPr>
+              <w:t>balloon inflation</w:t>
+            </w:r>
+            <w:r>
+              <w:t xml:space="preserve">, </w:t>
+            </w:r>
+            <w:r>
+              <w:rPr>
+                <w:b/>
+              </w:rPr>
+              <w:t>irrigation inflow</w:t>
+            </w:r>
+            <w:r>
+              <w:t xml:space="preserve"> and </w:t>
+            </w:r>
+            <w:r>
+              <w:rPr>
+                <w:b/>
+              </w:rPr>
+              <w:t>drainage outflow</w:t>
+            </w:r>
+            <w:r>
+              <w:t>.</w:t>
+            </w:r>
+          </w:p>
+          <w:p>
+            <w:pPr>
+              <w:pStyle w:val="BoxBody"/>
+              <w:spacing w:before="20" w:after="40"/>
+              <w:ind w:start="204" w:hanging="204"/>
+            </w:pPr>
+            <w:r>
+              <w:rPr>
+                <w:rFonts w:ascii="Calibri" w:hAnsi="Calibri"/>
+                <w:b/>
+              </w:rPr>
+              <w:t xml:space="preserve">▪  </w:t>
+            </w:r>
+            <w:r>
+              <w:rPr>
+                <w:b/>
+              </w:rPr>
+              <w:t>Continuous bladder irrigation</w:t>
+            </w:r>
+            <w:r>
+              <w:t xml:space="preserve"> through it prevents clot retention — the commonest early post-operative emergency.</w:t>
+            </w:r>
+          </w:p>
+          <w:p>
+            <w:pPr>
+              <w:pStyle w:val="BoxBody"/>
+              <w:spacing w:before="20" w:after="40"/>
+              <w:ind w:start="204" w:hanging="204"/>
+            </w:pPr>
+            <w:r>
+              <w:rPr>
+                <w:rFonts w:ascii="Calibri" w:hAnsi="Calibri"/>
+                <w:b/>
+              </w:rPr>
+              <w:t xml:space="preserve">▪  </w:t>
+            </w:r>
+            <w:r>
+              <w:t xml:space="preserve">Always name it as a </w:t>
+            </w:r>
+            <w:r>
+              <w:rPr>
+                <w:b/>
+              </w:rPr>
+              <w:t>22–24 Fr with a 30 mL balloon</w:t>
+            </w:r>
+            <w:r>
+              <w:t>.</w:t>
+            </w:r>
+          </w:p>
+        </w:tc>
+      </w:tr>
+    </w:tbl>
+    <w:p>
+      <w:pPr>
+        <w:spacing w:before="0" w:after="140" w:line="240" w:lineRule="auto"/>
+      </w:pPr>
+    </w:p>
     <w:p>
       <w:pPr>
         <w:pStyle w:val="Heading3"/>
@@ -6664,7 +7701,7 @@
       </w:r>
     </w:p>
     <w:p>
-      <w:bookmarkStart w:id="1036" w:name="tray_3_3"/>
+      <w:bookmarkStart w:id="1040" w:name="tray_3_3"/>
       <w:pPr>
         <w:pStyle w:val="Heading2"/>
         <w:spacing w:before="320" w:after="40"/>
@@ -6691,7 +7728,7 @@
         </w:rPr>
         <w:t>Kidney Tray</w:t>
       </w:r>
-      <w:bookmarkEnd w:id="1036"/>
+      <w:bookmarkEnd w:id="1040"/>
     </w:p>
     <w:p>
       <w:pPr>
@@ -6969,127 +8006,132 @@
               <w:t>Fig 3.3 — Bone, vascular and stone instruments together</w:t>
             </w:r>
           </w:p>
-          <w:tbl>
-            <w:tblPr>
-              <w:tblW w:type="auto" w:w="0"/>
-              <w:tblLayout w:type="fixed"/>
-              <w:tblLook w:firstColumn="1" w:firstRow="1" w:lastColumn="0" w:lastRow="0" w:noHBand="0" w:noVBand="1" w:val="04A0"/>
-              <w:tblBorders>
-                <w:top w:val="single" w:sz="6" w:space="0" w:color="000000"/>
-                <w:left w:val="single" w:sz="20" w:space="0" w:color="000000"/>
-                <w:bottom w:val="single" w:sz="6" w:space="0" w:color="000000"/>
-                <w:right w:val="single" w:sz="6" w:space="0" w:color="000000"/>
-              </w:tblBorders>
-            </w:tblPr>
-            <w:tblGrid>
-              <w:gridCol w:w="3685"/>
-            </w:tblGrid>
-            <w:tr>
-              <w:tc>
-                <w:tcPr>
-                  <w:tcW w:type="dxa" w:w="3685"/>
-                  <w:shd w:val="clear" w:color="auto" w:fill="F0F0F0"/>
-                  <w:tcMar>
-                    <w:top w:w="90" w:type="dxa"/>
-                    <w:start w:w="120" w:type="dxa"/>
-                    <w:bottom w:w="90" w:type="dxa"/>
-                    <w:end w:w="120" w:type="dxa"/>
-                  </w:tcMar>
-                </w:tcPr>
-                <w:p>
-                  <w:pPr>
-                    <w:pStyle w:val="BoxHead"/>
-                    <w:spacing w:before="0" w:after="60"/>
-                  </w:pPr>
-                  <w:r>
-                    <w:t>Why bone instruments are on a kidney tray</w:t>
-                  </w:r>
-                </w:p>
-                <w:p>
-                  <w:pPr>
-                    <w:pStyle w:val="BoxBody"/>
-                    <w:spacing w:before="20" w:after="40"/>
-                    <w:ind w:start="181" w:hanging="181"/>
-                  </w:pPr>
-                  <w:r>
-                    <w:rPr>
-                      <w:rFonts w:ascii="Calibri" w:hAnsi="Calibri"/>
-                      <w:b/>
-                    </w:rPr>
-                    <w:t xml:space="preserve">▪  </w:t>
-                  </w:r>
-                  <w:r>
-                    <w:t xml:space="preserve">The kidney lies </w:t>
-                  </w:r>
-                  <w:r>
-                    <w:rPr>
-                      <w:b/>
-                    </w:rPr>
-                    <w:t>behind the 11th and 12th ribs</w:t>
-                  </w:r>
-                  <w:r>
-                    <w:t>.</w:t>
-                  </w:r>
-                </w:p>
-                <w:p>
-                  <w:pPr>
-                    <w:pStyle w:val="BoxBody"/>
-                    <w:spacing w:before="20" w:after="40"/>
-                    <w:ind w:start="181" w:hanging="181"/>
-                  </w:pPr>
-                  <w:r>
-                    <w:rPr>
-                      <w:rFonts w:ascii="Calibri" w:hAnsi="Calibri"/>
-                      <w:b/>
-                    </w:rPr>
-                    <w:t xml:space="preserve">▪  </w:t>
-                  </w:r>
-                  <w:r>
-                    <w:t xml:space="preserve">The standard flank approach resects or divides the </w:t>
-                  </w:r>
-                  <w:r>
-                    <w:rPr>
-                      <w:b/>
-                    </w:rPr>
-                    <w:t>12th rib</w:t>
-                  </w:r>
-                  <w:r>
-                    <w:t xml:space="preserve"> for adequate exposure.</w:t>
-                  </w:r>
-                </w:p>
-                <w:p>
-                  <w:pPr>
-                    <w:pStyle w:val="BoxBody"/>
-                    <w:spacing w:before="20" w:after="40"/>
-                    <w:ind w:start="181" w:hanging="181"/>
-                  </w:pPr>
-                  <w:r>
-                    <w:rPr>
-                      <w:rFonts w:ascii="Calibri" w:hAnsi="Calibri"/>
-                      <w:b/>
-                    </w:rPr>
-                    <w:t xml:space="preserve">▪  </w:t>
-                  </w:r>
-                  <w:r>
-                    <w:t xml:space="preserve">Hence rib shears, periosteal elevator, rongeur, rasp and bone wax — and a </w:t>
-                  </w:r>
-                  <w:r>
-                    <w:rPr>
-                      <w:b/>
-                    </w:rPr>
-                    <w:t>chest drain kept ready</w:t>
-                  </w:r>
-                  <w:r>
-                    <w:t xml:space="preserve"> because the pleura is often opened.</w:t>
-                  </w:r>
-                </w:p>
-              </w:tc>
-            </w:tr>
-          </w:tbl>
-          <w:p/>
         </w:tc>
       </w:tr>
     </w:tbl>
+    <w:tbl>
+      <w:tblPr>
+        <w:tblW w:type="auto" w:w="0"/>
+        <w:jc w:val="center"/>
+        <w:tblLayout w:type="fixed"/>
+        <w:tblLook w:firstColumn="1" w:firstRow="1" w:lastColumn="0" w:lastRow="0" w:noHBand="0" w:noVBand="1" w:val="04A0"/>
+        <w:tblBorders>
+          <w:top w:val="single" w:sz="6" w:space="0" w:color="000000"/>
+          <w:left w:val="single" w:sz="24" w:space="0" w:color="000000"/>
+          <w:bottom w:val="single" w:sz="6" w:space="0" w:color="000000"/>
+          <w:right w:val="single" w:sz="6" w:space="0" w:color="000000"/>
+        </w:tblBorders>
+      </w:tblPr>
+      <w:tblGrid>
+        <w:gridCol w:w="10800"/>
+      </w:tblGrid>
+      <w:tr>
+        <w:tc>
+          <w:tcPr>
+            <w:tcW w:type="dxa" w:w="10800"/>
+            <w:shd w:val="clear" w:color="auto" w:fill="E4E4E4"/>
+            <w:tcMar>
+              <w:top w:w="110" w:type="dxa"/>
+              <w:start w:w="150" w:type="dxa"/>
+              <w:bottom w:w="110" w:type="dxa"/>
+              <w:end w:w="150" w:type="dxa"/>
+            </w:tcMar>
+          </w:tcPr>
+          <w:p>
+            <w:pPr>
+              <w:pStyle w:val="BoxHead"/>
+              <w:spacing w:before="0" w:after="60"/>
+            </w:pPr>
+            <w:r>
+              <w:t>Why bone instruments are on a kidney tray</w:t>
+            </w:r>
+          </w:p>
+          <w:p>
+            <w:pPr>
+              <w:pStyle w:val="BoxBody"/>
+              <w:spacing w:before="20" w:after="40"/>
+              <w:ind w:start="204" w:hanging="204"/>
+            </w:pPr>
+            <w:r>
+              <w:rPr>
+                <w:rFonts w:ascii="Calibri" w:hAnsi="Calibri"/>
+                <w:b/>
+              </w:rPr>
+              <w:t xml:space="preserve">▪  </w:t>
+            </w:r>
+            <w:r>
+              <w:t xml:space="preserve">The kidney lies </w:t>
+            </w:r>
+            <w:r>
+              <w:rPr>
+                <w:b/>
+              </w:rPr>
+              <w:t>behind the 11th and 12th ribs</w:t>
+            </w:r>
+            <w:r>
+              <w:t>.</w:t>
+            </w:r>
+          </w:p>
+          <w:p>
+            <w:pPr>
+              <w:pStyle w:val="BoxBody"/>
+              <w:spacing w:before="20" w:after="40"/>
+              <w:ind w:start="204" w:hanging="204"/>
+            </w:pPr>
+            <w:r>
+              <w:rPr>
+                <w:rFonts w:ascii="Calibri" w:hAnsi="Calibri"/>
+                <w:b/>
+              </w:rPr>
+              <w:t xml:space="preserve">▪  </w:t>
+            </w:r>
+            <w:r>
+              <w:t xml:space="preserve">The standard flank approach resects or divides the </w:t>
+            </w:r>
+            <w:r>
+              <w:rPr>
+                <w:b/>
+              </w:rPr>
+              <w:t>12th rib</w:t>
+            </w:r>
+            <w:r>
+              <w:t xml:space="preserve"> for adequate exposure.</w:t>
+            </w:r>
+          </w:p>
+          <w:p>
+            <w:pPr>
+              <w:pStyle w:val="BoxBody"/>
+              <w:spacing w:before="20" w:after="40"/>
+              <w:ind w:start="204" w:hanging="204"/>
+            </w:pPr>
+            <w:r>
+              <w:rPr>
+                <w:rFonts w:ascii="Calibri" w:hAnsi="Calibri"/>
+                <w:b/>
+              </w:rPr>
+              <w:t xml:space="preserve">▪  </w:t>
+            </w:r>
+            <w:r>
+              <w:t xml:space="preserve">Hence rib shears, periosteal elevator, rongeur, rasp and bone wax — and a </w:t>
+            </w:r>
+            <w:r>
+              <w:rPr>
+                <w:b/>
+              </w:rPr>
+              <w:t>chest drain kept ready</w:t>
+            </w:r>
+            <w:r>
+              <w:t xml:space="preserve"> because the pleura is often opened.</w:t>
+            </w:r>
+          </w:p>
+        </w:tc>
+      </w:tr>
+    </w:tbl>
+    <w:p>
+      <w:pPr>
+        <w:spacing w:before="0" w:after="140" w:line="240" w:lineRule="auto"/>
+      </w:pPr>
+    </w:p>
     <w:p>
       <w:pPr>
         <w:pStyle w:val="Heading3"/>

--- a/surgical-instrument-trays/notes_by_part/03_Genitourinary_Trays.docx
+++ b/surgical-instrument-trays/notes_by_part/03_Genitourinary_Trays.docx
@@ -1925,7 +1925,7 @@
               <w:jc w:val="left"/>
             </w:pPr>
             <w:r>
-              <w:t>Notes / rationale</w:t>
+              <w:t>Key feature / rationale</w:t>
             </w:r>
           </w:p>
         </w:tc>
@@ -2959,6 +2959,9 @@
               <w:pStyle w:val="TabCellSm"/>
               <w:jc w:val="left"/>
             </w:pPr>
+            <w:r>
+              <w:t>scrotal skin preparation</w:t>
+            </w:r>
           </w:p>
         </w:tc>
       </w:tr>
@@ -3024,6 +3027,9 @@
               <w:pStyle w:val="TabCellSm"/>
               <w:jc w:val="left"/>
             </w:pPr>
+            <w:r>
+              <w:t>isolates a very small operative field</w:t>
+            </w:r>
           </w:p>
         </w:tc>
       </w:tr>
@@ -3092,6 +3098,9 @@
               <w:pStyle w:val="TabCellSm"/>
               <w:jc w:val="left"/>
             </w:pPr>
+            <w:r>
+              <w:t>radio-opaque and counted, however small the procedure</w:t>
+            </w:r>
           </w:p>
         </w:tc>
       </w:tr>
@@ -3234,6 +3243,9 @@
               <w:pStyle w:val="TabCellSm"/>
               <w:jc w:val="left"/>
             </w:pPr>
+            <w:r>
+              <w:t>compression reduces haematoma, the commonest complication</w:t>
+            </w:r>
           </w:p>
         </w:tc>
       </w:tr>
@@ -3691,9 +3703,14 @@
       </w:r>
     </w:p>
     <w:p>
-      <w:r>
-        <w:br w:type="page"/>
-      </w:r>
+      <w:pPr>
+        <w:spacing w:before="300" w:after="60" w:line="240" w:lineRule="auto"/>
+        <w:keepLines/>
+        <w:keepNext/>
+        <w:pBdr>
+          <w:bottom w:val="single" w:sz="18" w:space="1" w:color="000000"/>
+        </w:pBdr>
+      </w:pPr>
     </w:p>
     <w:p>
       <w:bookmarkStart w:id="1039" w:name="tray_3_2"/>
@@ -4243,7 +4260,7 @@
               <w:jc w:val="left"/>
             </w:pPr>
             <w:r>
-              <w:t>Notes / rationale</w:t>
+              <w:t>Key feature / rationale</w:t>
             </w:r>
           </w:p>
         </w:tc>
@@ -4594,6 +4611,9 @@
               <w:pStyle w:val="TabCellSm"/>
               <w:jc w:val="left"/>
             </w:pPr>
+            <w:r>
+              <w:t>the retropubic space is among the deepest fields in surgery</w:t>
+            </w:r>
           </w:p>
         </w:tc>
       </w:tr>
@@ -5394,6 +5414,9 @@
               <w:pStyle w:val="TabCellSm"/>
               <w:jc w:val="left"/>
             </w:pPr>
+            <w:r>
+              <w:t>purpose-shaped blade exposing the bladder neck after enucleation</w:t>
+            </w:r>
           </w:p>
         </w:tc>
       </w:tr>
@@ -5561,6 +5584,9 @@
               <w:pStyle w:val="TabCellSm"/>
               <w:jc w:val="left"/>
             </w:pPr>
+            <w:r>
+              <w:t>heavy long clamp for the dorsal venous complex</w:t>
+            </w:r>
           </w:p>
         </w:tc>
       </w:tr>
@@ -5904,6 +5930,9 @@
               <w:pStyle w:val="TabCellSm"/>
               <w:jc w:val="left"/>
             </w:pPr>
+            <w:r>
+              <w:t>reaches the prostatic cavity without arcing to retractors</w:t>
+            </w:r>
           </w:p>
         </w:tc>
       </w:tr>
@@ -6148,6 +6177,9 @@
               <w:pStyle w:val="TabCellSm"/>
               <w:jc w:val="left"/>
             </w:pPr>
+            <w:r>
+              <w:t>warm fluid avoids clot formation and bladder spasm</w:t>
+            </w:r>
           </w:p>
         </w:tc>
       </w:tr>
@@ -6352,6 +6384,9 @@
               <w:pStyle w:val="TabCellSm"/>
               <w:jc w:val="left"/>
             </w:pPr>
+            <w:r>
+              <w:t>guides a large three-way catheter through a distorted urethra</w:t>
+            </w:r>
           </w:p>
         </w:tc>
       </w:tr>
@@ -6488,6 +6523,9 @@
               <w:pStyle w:val="TabCellSm"/>
               <w:jc w:val="left"/>
             </w:pPr>
+            <w:r>
+              <w:t>large capacity, since irrigation volumes are high</w:t>
+            </w:r>
           </w:p>
         </w:tc>
       </w:tr>
@@ -6794,6 +6832,9 @@
               <w:pStyle w:val="TabCellSm"/>
               <w:jc w:val="left"/>
             </w:pPr>
+            <w:r>
+              <w:t>gravity feed; bag height sets the irrigation pressure</w:t>
+            </w:r>
           </w:p>
         </w:tc>
       </w:tr>
@@ -7696,9 +7737,14 @@
       </w:r>
     </w:p>
     <w:p>
-      <w:r>
-        <w:br w:type="page"/>
-      </w:r>
+      <w:pPr>
+        <w:spacing w:before="300" w:after="60" w:line="240" w:lineRule="auto"/>
+        <w:keepLines/>
+        <w:keepNext/>
+        <w:pBdr>
+          <w:bottom w:val="single" w:sz="18" w:space="1" w:color="000000"/>
+        </w:pBdr>
+      </w:pPr>
     </w:p>
     <w:p>
       <w:bookmarkStart w:id="1040" w:name="tray_3_3"/>
@@ -8240,7 +8286,7 @@
               <w:jc w:val="left"/>
             </w:pPr>
             <w:r>
-              <w:t>Notes / rationale</w:t>
+              <w:t>Key feature / rationale</w:t>
             </w:r>
           </w:p>
         </w:tc>
@@ -9536,6 +9582,9 @@
               <w:pStyle w:val="TabCellSm"/>
               <w:jc w:val="left"/>
             </w:pPr>
+            <w:r>
+              <w:t>non-absorbable monofilament; double-armed for the renal pedicle</w:t>
+            </w:r>
           </w:p>
         </w:tc>
       </w:tr>
@@ -9848,6 +9897,9 @@
               <w:pStyle w:val="TabCellSm"/>
               <w:jc w:val="left"/>
             </w:pPr>
+            <w:r>
+              <w:t>retrieves fragments and small calculi from the calyces</w:t>
+            </w:r>
           </w:p>
         </w:tc>
       </w:tr>
@@ -10290,6 +10342,9 @@
               <w:pStyle w:val="TabCellSm"/>
               <w:jc w:val="left"/>
             </w:pPr>
+            <w:r>
+              <w:t>reaches the renal pedicle, which lies deep and high in the flank</w:t>
+            </w:r>
           </w:p>
         </w:tc>
       </w:tr>
@@ -10497,6 +10552,9 @@
               <w:pStyle w:val="TabCellSm"/>
               <w:jc w:val="left"/>
             </w:pPr>
+            <w:r>
+              <w:t>holds the flank exposure open without an assistant</w:t>
+            </w:r>
           </w:p>
         </w:tc>
       </w:tr>
@@ -10633,6 +10691,9 @@
               <w:pStyle w:val="TabCellSm"/>
               <w:jc w:val="left"/>
             </w:pPr>
+            <w:r>
+              <w:t>the renal pedicle lies deep and high; theatre lights do not reach it</w:t>
+            </w:r>
           </w:p>
         </w:tc>
       </w:tr>
@@ -10951,6 +11012,9 @@
               <w:pStyle w:val="TabCellSm"/>
               <w:jc w:val="left"/>
             </w:pPr>
+            <w:r>
+              <w:t>monitors output and decompresses the bladder during pelvic work</w:t>
+            </w:r>
           </w:p>
         </w:tc>
       </w:tr>

--- a/surgical-instrument-trays/notes_by_part/03_Genitourinary_Trays.docx
+++ b/surgical-instrument-trays/notes_by_part/03_Genitourinary_Trays.docx
@@ -153,11 +153,11 @@
       </w:r>
     </w:p>
     <w:p>
-      <w:bookmarkStart w:id="1035" w:name="toc"/>
       <w:pPr>
         <w:pStyle w:val="TOCHead"/>
         <w:spacing w:before="80" w:after="40"/>
       </w:pPr>
+      <w:bookmarkStart w:id="1035" w:name="toc"/>
       <w:r>
         <w:t>Table of Contents</w:t>
       </w:r>
@@ -184,7 +184,7 @@
           <w:color w:val="444444"/>
           <w:sz w:val="17"/>
         </w:rPr>
-        <w:t>Page numbers are live fields. To fill them in: press Ctrl+A then F9 (Windows) or Cmd+A then Fn+F9 (Mac). Word will also offer to update them when the file opens.</w:t>
+        <w:t>The page numbers are live fields, shown as “—” until they are filled in.  **To update them: press Ctrl+A then F9** (on a Mac, Cmd+A then Fn+F9) — or right-click any number and choose “Update Field”. Word normally offers to do this when the file opens. Once updated, each number is also a link: Ctrl+click it to jump to that tray.</w:t>
       </w:r>
     </w:p>
     <w:tbl>
@@ -542,11 +542,11 @@
       </w:r>
     </w:p>
     <w:p>
-      <w:bookmarkStart w:id="1036" w:name="how_to_read"/>
       <w:pPr>
         <w:pStyle w:val="TOCHead"/>
         <w:spacing w:before="80" w:after="40"/>
       </w:pPr>
+      <w:bookmarkStart w:id="1036" w:name="how_to_read"/>
       <w:r>
         <w:t>How to Read These Notes</w:t>
       </w:r>
@@ -1294,12 +1294,12 @@
             </w:r>
           </w:p>
           <w:p>
-            <w:bookmarkStart w:id="1037" w:name="part_III"/>
             <w:pPr>
               <w:pStyle w:val="Heading1"/>
               <w:jc w:val="left"/>
               <w:spacing w:before="0" w:after="0"/>
             </w:pPr>
+            <w:bookmarkStart w:id="1037" w:name="part_III"/>
             <w:r>
               <w:rPr>
                 <w:rFonts w:ascii="Calibri" w:hAnsi="Calibri"/>
@@ -1388,7 +1388,6 @@
       </w:r>
     </w:p>
     <w:p>
-      <w:bookmarkStart w:id="1038" w:name="tray_3_1"/>
       <w:pPr>
         <w:pStyle w:val="Heading2"/>
         <w:spacing w:before="320" w:after="40"/>
@@ -1398,6 +1397,7 @@
           <w:bottom w:val="single" w:sz="12" w:space="3" w:color="000000"/>
         </w:pBdr>
       </w:pPr>
+      <w:bookmarkStart w:id="1038" w:name="tray_3_1"/>
       <w:r>
         <w:rPr>
           <w:rFonts w:ascii="Calibri" w:hAnsi="Calibri"/>
@@ -3713,7 +3713,6 @@
       </w:pPr>
     </w:p>
     <w:p>
-      <w:bookmarkStart w:id="1039" w:name="tray_3_2"/>
       <w:pPr>
         <w:pStyle w:val="Heading2"/>
         <w:spacing w:before="320" w:after="40"/>
@@ -3723,6 +3722,7 @@
           <w:bottom w:val="single" w:sz="12" w:space="3" w:color="000000"/>
         </w:pBdr>
       </w:pPr>
+      <w:bookmarkStart w:id="1039" w:name="tray_3_2"/>
       <w:r>
         <w:rPr>
           <w:rFonts w:ascii="Calibri" w:hAnsi="Calibri"/>
@@ -7747,7 +7747,6 @@
       </w:pPr>
     </w:p>
     <w:p>
-      <w:bookmarkStart w:id="1040" w:name="tray_3_3"/>
       <w:pPr>
         <w:pStyle w:val="Heading2"/>
         <w:spacing w:before="320" w:after="40"/>
@@ -7757,6 +7756,7 @@
           <w:bottom w:val="single" w:sz="12" w:space="3" w:color="000000"/>
         </w:pBdr>
       </w:pPr>
+      <w:bookmarkStart w:id="1040" w:name="tray_3_3"/>
       <w:r>
         <w:rPr>
           <w:rFonts w:ascii="Calibri" w:hAnsi="Calibri"/>

--- a/surgical-instrument-trays/notes_by_part/03_Genitourinary_Trays.docx
+++ b/surgical-instrument-trays/notes_by_part/03_Genitourinary_Trays.docx
@@ -1010,7 +1010,7 @@
               <w:rPr>
                 <w:sz w:val="19"/>
               </w:rPr>
-              <w:t>The specific facts most often awarded marks — learn these last, as revision.</w:t>
+              <w:t>The single most useful section for an MCQ paper: the specific, testable facts — named instruments, numbers, temperatures, sizes and the distinctions between similar items. Revise from these.</w:t>
             </w:r>
           </w:p>
         </w:tc>
@@ -1058,55 +1058,7 @@
               <w:rPr>
                 <w:sz w:val="19"/>
               </w:rPr>
-              <w:t>Errors that lose marks, marked with ✗.</w:t>
-            </w:r>
-          </w:p>
-        </w:tc>
-      </w:tr>
-      <w:tr>
-        <w:tc>
-          <w:tcPr>
-            <w:tcW w:type="dxa" w:w="2835"/>
-            <w:vAlign w:val="top"/>
-            <w:tcMar>
-              <w:top w:w="70" w:type="dxa"/>
-              <w:start w:w="0" w:type="dxa"/>
-              <w:bottom w:w="70" w:type="dxa"/>
-              <w:end w:w="110" w:type="dxa"/>
-            </w:tcMar>
-          </w:tcPr>
-          <w:p>
-            <w:pPr>
-              <w:pStyle w:val="TabHead"/>
-            </w:pPr>
-            <w:r>
-              <w:rPr>
-                <w:sz w:val="19"/>
-              </w:rPr>
-              <w:t>Likely examination questions</w:t>
-            </w:r>
-          </w:p>
-        </w:tc>
-        <w:tc>
-          <w:tcPr>
-            <w:tcW w:type="dxa" w:w="7965"/>
-            <w:vAlign w:val="top"/>
-            <w:tcMar>
-              <w:top w:w="70" w:type="dxa"/>
-              <w:start w:w="0" w:type="dxa"/>
-              <w:bottom w:w="70" w:type="dxa"/>
-              <w:end w:w="110" w:type="dxa"/>
-            </w:tcMar>
-          </w:tcPr>
-          <w:p>
-            <w:pPr>
-              <w:pStyle w:val="TabCell"/>
-            </w:pPr>
-            <w:r>
-              <w:rPr>
-                <w:sz w:val="19"/>
-              </w:rPr>
-              <w:t>Questions with model answers written at the length an examiner expects.</w:t>
+              <w:t>Errors that lose marks, marked with ✗ — most of them are the distractors an MCQ will offer you.</w:t>
             </w:r>
           </w:p>
         </w:tc>
@@ -3610,100 +3562,6 @@
     </w:p>
     <w:p>
       <w:pPr>
-        <w:pStyle w:val="Heading4"/>
-        <w:keepLines/>
-        <w:keepNext/>
-      </w:pPr>
-      <w:r>
-        <w:rPr>
-          <w:rFonts w:ascii="Calibri" w:hAnsi="Calibri"/>
-          <w:b/>
-        </w:rPr>
-        <w:t>Likely examination questions</w:t>
-      </w:r>
-    </w:p>
-    <w:p>
-      <w:pPr>
-        <w:spacing w:before="80" w:after="20"/>
-        <w:ind w:start="311" w:hanging="311"/>
-        <w:keepLines/>
-        <w:keepNext/>
-      </w:pPr>
-      <w:r>
-        <w:rPr>
-          <w:rFonts w:ascii="Calibri" w:hAnsi="Calibri"/>
-          <w:b/>
-          <w:sz w:val="19"/>
-        </w:rPr>
-        <w:t xml:space="preserve">Q1.  </w:t>
-      </w:r>
-      <w:r>
-        <w:rPr>
-          <w:b/>
-          <w:sz w:val="19"/>
-        </w:rPr>
-        <w:t>Describe the vasectomy tray.</w:t>
-      </w:r>
-    </w:p>
-    <w:p>
-      <w:pPr>
-        <w:pStyle w:val="QBank"/>
-        <w:spacing w:before="0" w:after="100"/>
-        <w:ind w:start="595" w:hanging="283"/>
-      </w:pPr>
-      <w:r>
-        <w:rPr>
-          <w:rFonts w:ascii="Calibri" w:hAnsi="Calibri"/>
-          <w:b/>
-        </w:rPr>
-        <w:t xml:space="preserve">A.  </w:t>
-      </w:r>
-      <w:r>
-        <w:t>A limited procedures tray plus vas-specific items: a ringed vas fixation clamp and sharp-pointed curved vas dissecting forceps (the two no-scalpel instruments); fine curved mosquito forceps and a small Allis clamp; a No.11 blade and fine iris scissors; needle-point cautery, clips or fine ties and suture for fascial interposition; local anaesthetic with syringe and fine needle; and two separately labelled specimen containers for the left and right vas segments.</w:t>
-      </w:r>
-    </w:p>
-    <w:p>
-      <w:pPr>
-        <w:spacing w:before="80" w:after="20"/>
-        <w:ind w:start="311" w:hanging="311"/>
-        <w:keepLines/>
-        <w:keepNext/>
-      </w:pPr>
-      <w:r>
-        <w:rPr>
-          <w:rFonts w:ascii="Calibri" w:hAnsi="Calibri"/>
-          <w:b/>
-          <w:sz w:val="19"/>
-        </w:rPr>
-        <w:t xml:space="preserve">Q2.  </w:t>
-      </w:r>
-      <w:r>
-        <w:rPr>
-          <w:b/>
-          <w:sz w:val="19"/>
-        </w:rPr>
-        <w:t>What advice regarding contraception follows vasectomy?</w:t>
-      </w:r>
-    </w:p>
-    <w:p>
-      <w:pPr>
-        <w:pStyle w:val="QBank"/>
-        <w:spacing w:before="0" w:after="100"/>
-        <w:ind w:start="595" w:hanging="283"/>
-      </w:pPr>
-      <w:r>
-        <w:rPr>
-          <w:rFonts w:ascii="Calibri" w:hAnsi="Calibri"/>
-          <w:b/>
-        </w:rPr>
-        <w:t xml:space="preserve">A.  </w:t>
-      </w:r>
-      <w:r>
-        <w:t>Contraception must be continued until azoospermia is confirmed by semen analysis, usually at about 12 weeks or after roughly 20 ejaculations, because sperm persist in the distal vas.</w:t>
-      </w:r>
-    </w:p>
-    <w:p>
-      <w:pPr>
         <w:spacing w:before="300" w:after="60" w:line="240" w:lineRule="auto"/>
         <w:keepLines/>
         <w:keepNext/>
@@ -7644,100 +7502,6 @@
     </w:p>
     <w:p>
       <w:pPr>
-        <w:pStyle w:val="Heading4"/>
-        <w:keepLines/>
-        <w:keepNext/>
-      </w:pPr>
-      <w:r>
-        <w:rPr>
-          <w:rFonts w:ascii="Calibri" w:hAnsi="Calibri"/>
-          <w:b/>
-        </w:rPr>
-        <w:t>Likely examination questions</w:t>
-      </w:r>
-    </w:p>
-    <w:p>
-      <w:pPr>
-        <w:spacing w:before="80" w:after="20"/>
-        <w:ind w:start="311" w:hanging="311"/>
-        <w:keepLines/>
-        <w:keepNext/>
-      </w:pPr>
-      <w:r>
-        <w:rPr>
-          <w:rFonts w:ascii="Calibri" w:hAnsi="Calibri"/>
-          <w:b/>
-          <w:sz w:val="19"/>
-        </w:rPr>
-        <w:t xml:space="preserve">Q1.  </w:t>
-      </w:r>
-      <w:r>
-        <w:rPr>
-          <w:b/>
-          <w:sz w:val="19"/>
-        </w:rPr>
-        <w:t>Describe the open prostatectomy tray.</w:t>
-      </w:r>
-    </w:p>
-    <w:p>
-      <w:pPr>
-        <w:pStyle w:val="QBank"/>
-        <w:spacing w:before="0" w:after="100"/>
-        <w:ind w:start="595" w:hanging="283"/>
-      </w:pPr>
-      <w:r>
-        <w:rPr>
-          <w:rFonts w:ascii="Calibri" w:hAnsi="Calibri"/>
-          <w:b/>
-        </w:rPr>
-        <w:t xml:space="preserve">A.  </w:t>
-      </w:r>
-      <w:r>
-        <w:t>A major tray plus a complete long instruments tray; a Millin, Balfour or Bookwalter self-retaining retractor with extra-deep Deaver, malleable and Judd-Mason bladder retractors and a head-light; a prostatic enucleator with long Allis/Babcock forceps, Millin capsule scalpel, boomerang needle and stone/clot forceps; long right-angled Mixter forceps, 25–30 cm needle holders, heavy absorbable suture, ligature carrier, knot pusher and haemostatic agents with cross-matched blood; a 22–24 Fr three-way irrigating Foley with continuous irrigation, a suprapubic catheter for the transvesical route, a retropubic drain and a bladder syringe; plus a cystoscope kept available.</w:t>
-      </w:r>
-    </w:p>
-    <w:p>
-      <w:pPr>
-        <w:spacing w:before="80" w:after="20"/>
-        <w:ind w:start="311" w:hanging="311"/>
-        <w:keepLines/>
-        <w:keepNext/>
-      </w:pPr>
-      <w:r>
-        <w:rPr>
-          <w:rFonts w:ascii="Calibri" w:hAnsi="Calibri"/>
-          <w:b/>
-          <w:sz w:val="19"/>
-        </w:rPr>
-        <w:t xml:space="preserve">Q2.  </w:t>
-      </w:r>
-      <w:r>
-        <w:rPr>
-          <w:b/>
-          <w:sz w:val="19"/>
-        </w:rPr>
-        <w:t>Why is a three-way catheter essential after prostatectomy?</w:t>
-      </w:r>
-    </w:p>
-    <w:p>
-      <w:pPr>
-        <w:pStyle w:val="QBank"/>
-        <w:spacing w:before="0" w:after="100"/>
-        <w:ind w:start="595" w:hanging="283"/>
-      </w:pPr>
-      <w:r>
-        <w:rPr>
-          <w:rFonts w:ascii="Calibri" w:hAnsi="Calibri"/>
-          <w:b/>
-        </w:rPr>
-        <w:t xml:space="preserve">A.  </w:t>
-      </w:r>
-      <w:r>
-        <w:t>The prostatic bed bleeds freely and clot retention is the commonest early complication. A three-way catheter allows continuous bladder irrigation — separate inflow and outflow channels plus a balloon channel — which washes blood out before it clots and obstructs the bladder.</w:t>
-      </w:r>
-    </w:p>
-    <w:p>
-      <w:pPr>
         <w:spacing w:before="300" w:after="60" w:line="240" w:lineRule="auto"/>
         <w:keepLines/>
         <w:keepNext/>
@@ -11384,100 +11148,6 @@
       <w:pPr>
         <w:spacing w:before="0" w:after="140" w:line="240" w:lineRule="auto"/>
       </w:pPr>
-    </w:p>
-    <w:p>
-      <w:pPr>
-        <w:pStyle w:val="Heading4"/>
-        <w:keepLines/>
-        <w:keepNext/>
-      </w:pPr>
-      <w:r>
-        <w:rPr>
-          <w:rFonts w:ascii="Calibri" w:hAnsi="Calibri"/>
-          <w:b/>
-        </w:rPr>
-        <w:t>Likely examination questions</w:t>
-      </w:r>
-    </w:p>
-    <w:p>
-      <w:pPr>
-        <w:spacing w:before="80" w:after="20"/>
-        <w:ind w:start="311" w:hanging="311"/>
-        <w:keepLines/>
-        <w:keepNext/>
-      </w:pPr>
-      <w:r>
-        <w:rPr>
-          <w:rFonts w:ascii="Calibri" w:hAnsi="Calibri"/>
-          <w:b/>
-          <w:sz w:val="19"/>
-        </w:rPr>
-        <w:t xml:space="preserve">Q1.  </w:t>
-      </w:r>
-      <w:r>
-        <w:rPr>
-          <w:b/>
-          <w:sz w:val="19"/>
-        </w:rPr>
-        <w:t>What is special about a kidney tray compared with other abdominal trays?</w:t>
-      </w:r>
-    </w:p>
-    <w:p>
-      <w:pPr>
-        <w:pStyle w:val="QBank"/>
-        <w:spacing w:before="0" w:after="100"/>
-        <w:ind w:start="595" w:hanging="283"/>
-      </w:pPr>
-      <w:r>
-        <w:rPr>
-          <w:rFonts w:ascii="Calibri" w:hAnsi="Calibri"/>
-          <w:b/>
-        </w:rPr>
-        <w:t xml:space="preserve">A.  </w:t>
-      </w:r>
-      <w:r>
-        <w:t>It uniquely carries rib and bone instruments — rib shears, Doyen periosteal elevator, rib rongeur, rasp, Gigli saw, small rib spreader and bone wax — because the flank approach resects the 12th rib; it carries heavy renal pedicle clamps and Satinsky side-biting vascular clamps with vascular suture for the short high-pressure pedicle; it carries Randall stone forceps, scoops and a nephroscope for calculi; and a chest drain is kept ready because the pleura is frequently opened.</w:t>
-      </w:r>
-    </w:p>
-    <w:p>
-      <w:pPr>
-        <w:spacing w:before="80" w:after="20"/>
-        <w:ind w:start="311" w:hanging="311"/>
-        <w:keepLines/>
-        <w:keepNext/>
-      </w:pPr>
-      <w:r>
-        <w:rPr>
-          <w:rFonts w:ascii="Calibri" w:hAnsi="Calibri"/>
-          <w:b/>
-          <w:sz w:val="19"/>
-        </w:rPr>
-        <w:t xml:space="preserve">Q2.  </w:t>
-      </w:r>
-      <w:r>
-        <w:rPr>
-          <w:b/>
-          <w:sz w:val="19"/>
-        </w:rPr>
-        <w:t>In radical nephrectomy, is the artery or the vein ligated first, and why?</w:t>
-      </w:r>
-    </w:p>
-    <w:p>
-      <w:pPr>
-        <w:pStyle w:val="QBank"/>
-        <w:spacing w:before="0" w:after="100"/>
-        <w:ind w:start="595" w:hanging="283"/>
-      </w:pPr>
-      <w:r>
-        <w:rPr>
-          <w:rFonts w:ascii="Calibri" w:hAnsi="Calibri"/>
-          <w:b/>
-        </w:rPr>
-        <w:t xml:space="preserve">A.  </w:t>
-      </w:r>
-      <w:r>
-        <w:t>The renal artery is ligated first. Ligating the vein first would leave arterial inflow continuing into an obstructed venous outflow, causing engorgement, swelling and increased bleeding.</w:t>
-      </w:r>
     </w:p>
     <w:sectPr>
       <w:headerReference w:type="default" r:id="rId9"/>
